--- a/tests/fixtures/academic-paper.docx
+++ b/tests/fixtures/academic-paper.docx
@@ -6,6 +6,9 @@
       <w:pPr>
         <w:ind w:firstLine="0"/>
       </w:pPr>
+      <w:r>
+        <w:t xml:space="preserve">-$500.00</w:t>
+      </w:r>
     </w:p>
     <w:p>
       <w:pPr>
